--- a/public/sales-kit/FlowSync_EntraID_SSO_ES.docx
+++ b/public/sales-kit/FlowSync_EntraID_SSO_ES.docx
@@ -15,7 +15,7 @@
         <w:pStyle w:val="Subtitle"/>
       </w:pPr>
       <w:r>
-        <w:t xml:space="preserve">Inicio de sesión único para FlowSync PM — resumen para TI · Julio 2026</w:t>
+        <w:t xml:space="preserve">Inicio de sesión único para FlowSync PM — resumen para TI · Agosto 2026</w:t>
       </w:r>
     </w:p>
     <w:p>
